--- a/assignment/outputs/docx/G1/نورهان أحمد/M4_2026-03-12 17_49.docx
+++ b/assignment/outputs/docx/G1/نورهان أحمد/M4_2026-03-12 17_49.docx
@@ -37,7 +37,7 @@
           <w:rFonts w:ascii="Simplified Arabic" w:hAnsi="Simplified Arabic"/>
           <w:sz w:val="28"/>
         </w:rPr>
-        <w:t>بسم الله، هبدأ أراجع الواجبات اللي فاتت وأشوف إيه اللي محتاج يتظبط. بصراحة، أنا عارف إني مش أحسن واحد في الفصل، بس بحاول أركز وأفهم عشان نفسي أبقى دكتور قد الدنيا.</w:t>
+        <w:t>خلال مراجعة المهام الثلاث السابقة، وجدت بعض النقاط التي يمكن تحسينها. في الواجب الأول، كنت أركز بشكل كبير على فهم المعلومات الأساسية دون مراجعة تفصيلية، مما أدى إلى بعض الأخطاء الإملائية البسيطة. لذا، قررت أن أعيد قراءة المادة مرة أخرى بعناية أكبر وأعمل على تحسين سردي وأدبياتي.</w:t>
       </w:r>
     </w:p>
     <w:p>
@@ -49,7 +49,7 @@
           <w:rFonts w:ascii="Simplified Arabic" w:hAnsi="Simplified Arabic"/>
           <w:sz w:val="28"/>
         </w:rPr>
-        <w:t>**تقرير المراجعة:**</w:t>
+        <w:t>في المهمة الثانية، واجهت صعوبة في اختيار الأمثلة المناسبة لدعم النقاط التي أطرحها. الآن، أحاول البحث عن أمثلة أكثر دقة وملاءمة للمحتوى، مما يزيد من قوة الأفكار التي أطرحها.</w:t>
       </w:r>
     </w:p>
     <w:p>
@@ -61,7 +61,7 @@
           <w:rFonts w:ascii="Simplified Arabic" w:hAnsi="Simplified Arabic"/>
           <w:sz w:val="28"/>
         </w:rPr>
-        <w:t>أول حاجة، في مهمة M1 اللي كانت عن [اذكر موضوع المهمة باختصار قدر الإمكان، حتى لو كان الوصف غير دقيق تماماً]، حسيت إني ما كنتش فاهم الموضوع أوي. يعني، كنت حافظ كام تعريف وخلاص. لما رجعت ليها تاني، ركزت أكتر على إني أفهم *ليه* الحاجة دي بتحصل، مش بس *إيه* هي. زي مثلاً، لو كانت بتتكلم عن حاجة في الخلية، حاولت أدور على فيديو يوضحها عشان أشوفها بعيني. الفهم بقى أحسن بكتير، وعدلت في الإجابات عشان تكون أوضح وأدق.</w:t>
+        <w:t>في الواجب الثالث، كنت أركز كثيرًا على التحليل الفكري دون التركيز بشكل كافي على الجانب العملي. الآن، أحاول الجمع بين التحليل العميق والتطبيقات العملية، مما يساعد على فهم الموضوع بشكل أكثر شمولية.</w:t>
       </w:r>
     </w:p>
     <w:p>
@@ -73,7 +73,7 @@
           <w:rFonts w:ascii="Simplified Arabic" w:hAnsi="Simplified Arabic"/>
           <w:sz w:val="28"/>
         </w:rPr>
-        <w:t>بالنسبة لمهمة M2، اللي كانت عن [اذكر موضوع المهمة باختصار]، المشكلة كانت في الأمثلة. كانت أمثلة وخلاص، مش مرتبطة بالموضوع أوي. حاولت ألاقي أمثلة أقوى وأوضح، وتكون من الحياة اللي حوالينا. يعني، بدل ما أقول مثال وخلاص، حاولت أشرح *ليه* المثال ده بالذات بيوضح الفكرة.</w:t>
+        <w:t>بالإضافة إلى ذلك، أصبحت أكثر وعياً بأهمية تطوير التفكير الأخلاقي. في المهمة الأولى، كنت أركز على الجوانب العلمية فقط، لكن الآن أحاول دمج الاعتبارات الأخلاقية في تحليلي، مثل كيفية تأثير الأبحاث العلمية على المجتمع.</w:t>
       </w:r>
     </w:p>
     <w:p>
@@ -85,19 +85,7 @@
           <w:rFonts w:ascii="Simplified Arabic" w:hAnsi="Simplified Arabic"/>
           <w:sz w:val="28"/>
         </w:rPr>
-        <w:t>أما مهمة M3، اللي كانت عن [اذكر موضوع المهمة باختصار]، فكانت محتاجة تحليل أعمق. أنا عارف إني مش فيلسوف، بس حاولت أفكر بشكل نقدي أكتر. يعني، مش أقبل الكلام زي ما هو، لازم أسأل *ليه* و*إزاي* و*إيه البدائل*. ده خلاني أشوف الموضوع من زوايا مختلفة، والإجابة بتاعتي بقت فيها تفكير أكتر.</w:t>
-      </w:r>
-    </w:p>
-    <w:p>
-      <w:pPr>
-        <w:jc w:val="right"/>
-      </w:pPr>
-      <w:r>
-        <w:rPr>
-          <w:rFonts w:ascii="Simplified Arabic" w:hAnsi="Simplified Arabic"/>
-          <w:sz w:val="28"/>
-        </w:rPr>
-        <w:t>بالنسبة للتفكير الأخلاقي، بصراحة أنا لسه مش فاهم أوي يعني إيه "تفكير أخلاقي" بالظبط. بس اللي فهمته إني لازم أكون أمين في كلامي، ومش أنقل من حد وخلاص. ولازم أفكر في تأثير كلامي على الناس. يعني، لو بتكلم عن موضوع حساس، لازم</w:t>
+        <w:t>بهذه التحسينات، أعتقد أنني أصبحت أكثر مهارة في تقديم محتوى أكثر تكاملاً وعمقاً. أتطلع إلى التعلم المستمر وتحسين أدائي في المستقبل.</w:t>
       </w:r>
     </w:p>
     <w:sectPr>
